--- a/docs/guides/crew/crew-quickstart.docx
+++ b/docs/guides/crew/crew-quickstart.docx
@@ -47,7 +47,7 @@
     </w:p>
     <w:tbl>
       <w:tblPr>
-        <w:tblW w:w="10565" w:type="dxa"/>
+        <w:tblW w:w="11339" w:type="dxa"/>
         <w:jc w:val="left"/>
         <w:tblInd w:w="0" w:type="dxa"/>
         <w:tblLayout w:type="fixed"/>
@@ -59,10 +59,10 @@
         </w:tblCellMar>
       </w:tblPr>
       <w:tblGrid>
-        <w:gridCol w:w="426"/>
-        <w:gridCol w:w="4803"/>
-        <w:gridCol w:w="4483"/>
-        <w:gridCol w:w="853"/>
+        <w:gridCol w:w="423"/>
+        <w:gridCol w:w="5148"/>
+        <w:gridCol w:w="4739"/>
+        <w:gridCol w:w="1029"/>
       </w:tblGrid>
       <w:tr>
         <w:trPr>
@@ -70,7 +70,7 @@
         </w:trPr>
         <w:tc>
           <w:tcPr>
-            <w:tcW w:w="426" w:type="dxa"/>
+            <w:tcW w:w="423" w:type="dxa"/>
             <w:tcBorders/>
             <w:vAlign w:val="center"/>
           </w:tcPr>
@@ -92,7 +92,7 @@
         </w:tc>
         <w:tc>
           <w:tcPr>
-            <w:tcW w:w="4803" w:type="dxa"/>
+            <w:tcW w:w="5148" w:type="dxa"/>
             <w:tcBorders/>
             <w:vAlign w:val="center"/>
           </w:tcPr>
@@ -114,7 +114,7 @@
         </w:tc>
         <w:tc>
           <w:tcPr>
-            <w:tcW w:w="4483" w:type="dxa"/>
+            <w:tcW w:w="4739" w:type="dxa"/>
             <w:tcBorders/>
             <w:vAlign w:val="center"/>
           </w:tcPr>
@@ -136,7 +136,7 @@
         </w:tc>
         <w:tc>
           <w:tcPr>
-            <w:tcW w:w="853" w:type="dxa"/>
+            <w:tcW w:w="1029" w:type="dxa"/>
             <w:tcBorders/>
             <w:vAlign w:val="center"/>
           </w:tcPr>
@@ -161,7 +161,7 @@
         <w:trPr/>
         <w:tc>
           <w:tcPr>
-            <w:tcW w:w="426" w:type="dxa"/>
+            <w:tcW w:w="423" w:type="dxa"/>
             <w:tcBorders/>
             <w:vAlign w:val="center"/>
           </w:tcPr>
@@ -182,7 +182,7 @@
         </w:tc>
         <w:tc>
           <w:tcPr>
-            <w:tcW w:w="4803" w:type="dxa"/>
+            <w:tcW w:w="5148" w:type="dxa"/>
             <w:tcBorders/>
             <w:vAlign w:val="center"/>
           </w:tcPr>
@@ -203,7 +203,7 @@
         </w:tc>
         <w:tc>
           <w:tcPr>
-            <w:tcW w:w="4483" w:type="dxa"/>
+            <w:tcW w:w="4739" w:type="dxa"/>
             <w:tcBorders/>
             <w:vAlign w:val="center"/>
           </w:tcPr>
@@ -230,7 +230,7 @@
         </w:tc>
         <w:tc>
           <w:tcPr>
-            <w:tcW w:w="853" w:type="dxa"/>
+            <w:tcW w:w="1029" w:type="dxa"/>
             <w:tcBorders/>
             <w:vAlign w:val="center"/>
           </w:tcPr>
@@ -254,7 +254,7 @@
         <w:trPr/>
         <w:tc>
           <w:tcPr>
-            <w:tcW w:w="426" w:type="dxa"/>
+            <w:tcW w:w="423" w:type="dxa"/>
             <w:tcBorders/>
             <w:vAlign w:val="center"/>
           </w:tcPr>
@@ -275,7 +275,7 @@
         </w:tc>
         <w:tc>
           <w:tcPr>
-            <w:tcW w:w="4803" w:type="dxa"/>
+            <w:tcW w:w="5148" w:type="dxa"/>
             <w:tcBorders/>
             <w:vAlign w:val="center"/>
           </w:tcPr>
@@ -306,7 +306,7 @@
         </w:tc>
         <w:tc>
           <w:tcPr>
-            <w:tcW w:w="4483" w:type="dxa"/>
+            <w:tcW w:w="4739" w:type="dxa"/>
             <w:tcBorders/>
             <w:vAlign w:val="center"/>
           </w:tcPr>
@@ -333,7 +333,7 @@
         </w:tc>
         <w:tc>
           <w:tcPr>
-            <w:tcW w:w="853" w:type="dxa"/>
+            <w:tcW w:w="1029" w:type="dxa"/>
             <w:tcBorders/>
             <w:vAlign w:val="center"/>
           </w:tcPr>
@@ -357,7 +357,7 @@
         <w:trPr/>
         <w:tc>
           <w:tcPr>
-            <w:tcW w:w="426" w:type="dxa"/>
+            <w:tcW w:w="423" w:type="dxa"/>
             <w:tcBorders/>
             <w:vAlign w:val="center"/>
           </w:tcPr>
@@ -378,7 +378,7 @@
         </w:tc>
         <w:tc>
           <w:tcPr>
-            <w:tcW w:w="4803" w:type="dxa"/>
+            <w:tcW w:w="5148" w:type="dxa"/>
             <w:tcBorders/>
             <w:vAlign w:val="center"/>
           </w:tcPr>
@@ -405,7 +405,7 @@
         </w:tc>
         <w:tc>
           <w:tcPr>
-            <w:tcW w:w="4483" w:type="dxa"/>
+            <w:tcW w:w="4739" w:type="dxa"/>
             <w:tcBorders/>
             <w:vAlign w:val="center"/>
           </w:tcPr>
@@ -442,7 +442,7 @@
         </w:tc>
         <w:tc>
           <w:tcPr>
-            <w:tcW w:w="853" w:type="dxa"/>
+            <w:tcW w:w="1029" w:type="dxa"/>
             <w:tcBorders/>
             <w:vAlign w:val="center"/>
           </w:tcPr>
@@ -466,7 +466,7 @@
         <w:trPr/>
         <w:tc>
           <w:tcPr>
-            <w:tcW w:w="426" w:type="dxa"/>
+            <w:tcW w:w="423" w:type="dxa"/>
             <w:tcBorders/>
             <w:vAlign w:val="center"/>
           </w:tcPr>
@@ -487,7 +487,7 @@
         </w:tc>
         <w:tc>
           <w:tcPr>
-            <w:tcW w:w="4803" w:type="dxa"/>
+            <w:tcW w:w="5148" w:type="dxa"/>
             <w:tcBorders/>
             <w:vAlign w:val="center"/>
           </w:tcPr>
@@ -502,7 +502,7 @@
             </w:pPr>
             <w:r>
               <w:rPr/>
-              <w:t xml:space="preserve">Existing 0.20 repos only: </w:t>
+              <w:t xml:space="preserve">Existing 0.20 or older repos: </w:t>
             </w:r>
             <w:r>
               <w:rPr>
@@ -514,7 +514,7 @@
         </w:tc>
         <w:tc>
           <w:tcPr>
-            <w:tcW w:w="4483" w:type="dxa"/>
+            <w:tcW w:w="4739" w:type="dxa"/>
             <w:tcBorders/>
             <w:vAlign w:val="center"/>
           </w:tcPr>
@@ -547,7 +547,7 @@
         </w:tc>
         <w:tc>
           <w:tcPr>
-            <w:tcW w:w="853" w:type="dxa"/>
+            <w:tcW w:w="1029" w:type="dxa"/>
             <w:tcBorders/>
             <w:vAlign w:val="center"/>
           </w:tcPr>
@@ -571,7 +571,7 @@
         <w:trPr/>
         <w:tc>
           <w:tcPr>
-            <w:tcW w:w="426" w:type="dxa"/>
+            <w:tcW w:w="423" w:type="dxa"/>
             <w:tcBorders/>
             <w:vAlign w:val="center"/>
           </w:tcPr>
@@ -592,7 +592,7 @@
         </w:tc>
         <w:tc>
           <w:tcPr>
-            <w:tcW w:w="4803" w:type="dxa"/>
+            <w:tcW w:w="5148" w:type="dxa"/>
             <w:tcBorders/>
             <w:vAlign w:val="center"/>
           </w:tcPr>
@@ -613,7 +613,7 @@
         </w:tc>
         <w:tc>
           <w:tcPr>
-            <w:tcW w:w="4483" w:type="dxa"/>
+            <w:tcW w:w="4739" w:type="dxa"/>
             <w:tcBorders/>
             <w:vAlign w:val="center"/>
           </w:tcPr>
@@ -640,7 +640,7 @@
         </w:tc>
         <w:tc>
           <w:tcPr>
-            <w:tcW w:w="853" w:type="dxa"/>
+            <w:tcW w:w="1029" w:type="dxa"/>
             <w:tcBorders/>
             <w:vAlign w:val="center"/>
           </w:tcPr>
@@ -1130,7 +1130,37 @@
       </w:r>
       <w:r>
         <w:rPr/>
-        <w:t xml:space="preserve"> line naming a schema.</w:t>
+        <w:t xml:space="preserve"> line naming a schema, and a </w:t>
+      </w:r>
+      <w:r>
+        <w:rPr>
+          <w:rStyle w:val="SourceText"/>
+        </w:rPr>
+        <w:t>gitignore current</w:t>
+      </w:r>
+      <w:r>
+        <w:rPr/>
+        <w:t xml:space="preserve"> line: init added the ignore patterns for the languages it found, inside one </w:t>
+      </w:r>
+      <w:r>
+        <w:rPr>
+          <w:rStyle w:val="SourceText"/>
+        </w:rPr>
+        <w:t># crew:gitignore:managed</w:t>
+      </w:r>
+      <w:r>
+        <w:rPr/>
+        <w:t xml:space="preserve"> block at the top of </w:t>
+      </w:r>
+      <w:r>
+        <w:rPr>
+          <w:rStyle w:val="SourceText"/>
+        </w:rPr>
+        <w:t>.gitignore</w:t>
+      </w:r>
+      <w:r>
+        <w:rPr/>
+        <w:t>, without touching your own lines.</w:t>
       </w:r>
     </w:p>
     <w:p>
@@ -1199,7 +1229,7 @@
       </w:pPr>
       <w:r>
         <w:rPr/>
-        <w:t xml:space="preserve">If the repository already used crew 0.20, or you just ran </w:t>
+        <w:t xml:space="preserve">If the repository already used crew 0.20 or earlier (an older config is upgraded in the same run), or you just ran </w:t>
       </w:r>
       <w:r>
         <w:rPr>

--- a/docs/guides/crew/crew-quickstart.docx
+++ b/docs/guides/crew/crew-quickstart.docx
@@ -1,6 +1,6 @@
 
 <file path=word/document.xml><?xml version="1.0" encoding="utf-8"?>
-<w:document xmlns:o="urn:schemas-microsoft-com:office:office" xmlns:r="http://schemas.openxmlformats.org/officeDocument/2006/relationships" xmlns:v="urn:schemas-microsoft-com:vml" xmlns:w="http://schemas.openxmlformats.org/wordprocessingml/2006/main" xmlns:w10="urn:schemas-microsoft-com:office:word" xmlns:wp="http://schemas.openxmlformats.org/drawingml/2006/wordprocessingDrawing" xmlns:wps="http://schemas.microsoft.com/office/word/2010/wordprocessingShape" xmlns:wpg="http://schemas.microsoft.com/office/word/2010/wordprocessingGroup" xmlns:mc="http://schemas.openxmlformats.org/markup-compatibility/2006" xmlns:wp14="http://schemas.microsoft.com/office/word/2010/wordprocessingDrawing" xmlns:w14="http://schemas.microsoft.com/office/word/2010/wordml" xmlns:w15="http://schemas.microsoft.com/office/word/2012/wordml" mc:Ignorable="w14 wp14 w15">
+<w:document xmlns:o="urn:schemas-microsoft-com:office:office" xmlns:r="http://schemas.openxmlformats.org/officeDocument/2006/relationships" xmlns:v="urn:schemas-microsoft-com:vml" xmlns:w="http://schemas.openxmlformats.org/wordprocessingml/2006/main" xmlns:w10="urn:schemas-microsoft-com:office:word" xmlns:wp="http://schemas.openxmlformats.org/drawingml/2006/wordprocessingDrawing" xmlns:pic="http://schemas.openxmlformats.org/drawingml/2006/picture" xmlns:wps="http://schemas.microsoft.com/office/word/2010/wordprocessingShape" xmlns:wpg="http://schemas.microsoft.com/office/word/2010/wordprocessingGroup" xmlns:mc="http://schemas.openxmlformats.org/markup-compatibility/2006" xmlns:wp14="http://schemas.microsoft.com/office/word/2010/wordprocessingDrawing" xmlns:w14="http://schemas.microsoft.com/office/word/2010/wordml" xmlns:w15="http://schemas.microsoft.com/office/word/2012/wordml" mc:Ignorable="w14 wp14 w15">
   <w:body>
     <w:p>
       <w:pPr>
@@ -49,7 +49,7 @@
       <w:tblPr>
         <w:tblW w:w="11339" w:type="dxa"/>
         <w:jc w:val="left"/>
-        <w:tblInd w:w="0" w:type="dxa"/>
+        <w:tblInd w:w="28" w:type="dxa"/>
         <w:tblLayout w:type="fixed"/>
         <w:tblCellMar>
           <w:top w:w="28" w:type="dxa"/>
@@ -59,10 +59,10 @@
         </w:tblCellMar>
       </w:tblPr>
       <w:tblGrid>
-        <w:gridCol w:w="423"/>
-        <w:gridCol w:w="5148"/>
-        <w:gridCol w:w="4739"/>
-        <w:gridCol w:w="1029"/>
+        <w:gridCol w:w="386"/>
+        <w:gridCol w:w="4927"/>
+        <w:gridCol w:w="4914"/>
+        <w:gridCol w:w="1112"/>
       </w:tblGrid>
       <w:tr>
         <w:trPr>
@@ -70,7 +70,7 @@
         </w:trPr>
         <w:tc>
           <w:tcPr>
-            <w:tcW w:w="423" w:type="dxa"/>
+            <w:tcW w:w="386" w:type="dxa"/>
             <w:tcBorders/>
             <w:vAlign w:val="center"/>
           </w:tcPr>
@@ -92,7 +92,7 @@
         </w:tc>
         <w:tc>
           <w:tcPr>
-            <w:tcW w:w="5148" w:type="dxa"/>
+            <w:tcW w:w="4927" w:type="dxa"/>
             <w:tcBorders/>
             <w:vAlign w:val="center"/>
           </w:tcPr>
@@ -114,7 +114,7 @@
         </w:tc>
         <w:tc>
           <w:tcPr>
-            <w:tcW w:w="4739" w:type="dxa"/>
+            <w:tcW w:w="4914" w:type="dxa"/>
             <w:tcBorders/>
             <w:vAlign w:val="center"/>
           </w:tcPr>
@@ -136,7 +136,7 @@
         </w:tc>
         <w:tc>
           <w:tcPr>
-            <w:tcW w:w="1029" w:type="dxa"/>
+            <w:tcW w:w="1112" w:type="dxa"/>
             <w:tcBorders/>
             <w:vAlign w:val="center"/>
           </w:tcPr>
@@ -161,7 +161,7 @@
         <w:trPr/>
         <w:tc>
           <w:tcPr>
-            <w:tcW w:w="423" w:type="dxa"/>
+            <w:tcW w:w="386" w:type="dxa"/>
             <w:tcBorders/>
             <w:vAlign w:val="center"/>
           </w:tcPr>
@@ -182,7 +182,7 @@
         </w:tc>
         <w:tc>
           <w:tcPr>
-            <w:tcW w:w="5148" w:type="dxa"/>
+            <w:tcW w:w="4927" w:type="dxa"/>
             <w:tcBorders/>
             <w:vAlign w:val="center"/>
           </w:tcPr>
@@ -203,7 +203,7 @@
         </w:tc>
         <w:tc>
           <w:tcPr>
-            <w:tcW w:w="4739" w:type="dxa"/>
+            <w:tcW w:w="4914" w:type="dxa"/>
             <w:tcBorders/>
             <w:vAlign w:val="center"/>
           </w:tcPr>
@@ -230,7 +230,7 @@
         </w:tc>
         <w:tc>
           <w:tcPr>
-            <w:tcW w:w="1029" w:type="dxa"/>
+            <w:tcW w:w="1112" w:type="dxa"/>
             <w:tcBorders/>
             <w:vAlign w:val="center"/>
           </w:tcPr>
@@ -254,7 +254,7 @@
         <w:trPr/>
         <w:tc>
           <w:tcPr>
-            <w:tcW w:w="423" w:type="dxa"/>
+            <w:tcW w:w="386" w:type="dxa"/>
             <w:tcBorders/>
             <w:vAlign w:val="center"/>
           </w:tcPr>
@@ -275,7 +275,7 @@
         </w:tc>
         <w:tc>
           <w:tcPr>
-            <w:tcW w:w="5148" w:type="dxa"/>
+            <w:tcW w:w="4927" w:type="dxa"/>
             <w:tcBorders/>
             <w:vAlign w:val="center"/>
           </w:tcPr>
@@ -306,7 +306,7 @@
         </w:tc>
         <w:tc>
           <w:tcPr>
-            <w:tcW w:w="4739" w:type="dxa"/>
+            <w:tcW w:w="4914" w:type="dxa"/>
             <w:tcBorders/>
             <w:vAlign w:val="center"/>
           </w:tcPr>
@@ -333,7 +333,7 @@
         </w:tc>
         <w:tc>
           <w:tcPr>
-            <w:tcW w:w="1029" w:type="dxa"/>
+            <w:tcW w:w="1112" w:type="dxa"/>
             <w:tcBorders/>
             <w:vAlign w:val="center"/>
           </w:tcPr>
@@ -357,7 +357,7 @@
         <w:trPr/>
         <w:tc>
           <w:tcPr>
-            <w:tcW w:w="423" w:type="dxa"/>
+            <w:tcW w:w="386" w:type="dxa"/>
             <w:tcBorders/>
             <w:vAlign w:val="center"/>
           </w:tcPr>
@@ -378,7 +378,7 @@
         </w:tc>
         <w:tc>
           <w:tcPr>
-            <w:tcW w:w="5148" w:type="dxa"/>
+            <w:tcW w:w="4927" w:type="dxa"/>
             <w:tcBorders/>
             <w:vAlign w:val="center"/>
           </w:tcPr>
@@ -405,7 +405,7 @@
         </w:tc>
         <w:tc>
           <w:tcPr>
-            <w:tcW w:w="4739" w:type="dxa"/>
+            <w:tcW w:w="4914" w:type="dxa"/>
             <w:tcBorders/>
             <w:vAlign w:val="center"/>
           </w:tcPr>
@@ -426,23 +426,19 @@
             </w:r>
             <w:r>
               <w:rPr/>
-              <w:t xml:space="preserve"> shows a </w:t>
+              <w:t xml:space="preserve"> shows </w:t>
             </w:r>
             <w:r>
               <w:rPr>
                 <w:rStyle w:val="SourceText"/>
               </w:rPr>
-              <w:t>config</w:t>
-            </w:r>
-            <w:r>
-              <w:rPr/>
-              <w:t xml:space="preserve"> line</w:t>
-            </w:r>
-          </w:p>
-        </w:tc>
-        <w:tc>
-          <w:tcPr>
-            <w:tcW w:w="1029" w:type="dxa"/>
+              <w:t>config .crew/config.json schema 7</w:t>
+            </w:r>
+          </w:p>
+        </w:tc>
+        <w:tc>
+          <w:tcPr>
+            <w:tcW w:w="1112" w:type="dxa"/>
             <w:tcBorders/>
             <w:vAlign w:val="center"/>
           </w:tcPr>
@@ -466,7 +462,7 @@
         <w:trPr/>
         <w:tc>
           <w:tcPr>
-            <w:tcW w:w="423" w:type="dxa"/>
+            <w:tcW w:w="386" w:type="dxa"/>
             <w:tcBorders/>
             <w:vAlign w:val="center"/>
           </w:tcPr>
@@ -487,7 +483,7 @@
         </w:tc>
         <w:tc>
           <w:tcPr>
-            <w:tcW w:w="5148" w:type="dxa"/>
+            <w:tcW w:w="4927" w:type="dxa"/>
             <w:tcBorders/>
             <w:vAlign w:val="center"/>
           </w:tcPr>
@@ -502,7 +498,7 @@
             </w:pPr>
             <w:r>
               <w:rPr/>
-              <w:t xml:space="preserve">Existing 0.20 or older repos: </w:t>
+              <w:t xml:space="preserve">Only a repository crew 0.20 or older set up: </w:t>
             </w:r>
             <w:r>
               <w:rPr>
@@ -514,7 +510,7 @@
         </w:tc>
         <w:tc>
           <w:tcPr>
-            <w:tcW w:w="4739" w:type="dxa"/>
+            <w:tcW w:w="4914" w:type="dxa"/>
             <w:tcBorders/>
             <w:vAlign w:val="center"/>
           </w:tcPr>
@@ -535,19 +531,19 @@
             </w:r>
             <w:r>
               <w:rPr/>
-              <w:t xml:space="preserve"> shows </w:t>
+              <w:t xml:space="preserve"> no longer says </w:t>
             </w:r>
             <w:r>
               <w:rPr>
                 <w:rStyle w:val="SourceText"/>
               </w:rPr>
-              <w:t>crew.json schema 1</w:t>
-            </w:r>
-          </w:p>
-        </w:tc>
-        <w:tc>
-          <w:tcPr>
-            <w:tcW w:w="1029" w:type="dxa"/>
+              <w:t>run /crew:migrate</w:t>
+            </w:r>
+          </w:p>
+        </w:tc>
+        <w:tc>
+          <w:tcPr>
+            <w:tcW w:w="1112" w:type="dxa"/>
             <w:tcBorders/>
             <w:vAlign w:val="center"/>
           </w:tcPr>
@@ -571,7 +567,7 @@
         <w:trPr/>
         <w:tc>
           <w:tcPr>
-            <w:tcW w:w="423" w:type="dxa"/>
+            <w:tcW w:w="386" w:type="dxa"/>
             <w:tcBorders/>
             <w:vAlign w:val="center"/>
           </w:tcPr>
@@ -592,7 +588,7 @@
         </w:tc>
         <w:tc>
           <w:tcPr>
-            <w:tcW w:w="5148" w:type="dxa"/>
+            <w:tcW w:w="4927" w:type="dxa"/>
             <w:tcBorders/>
             <w:vAlign w:val="center"/>
           </w:tcPr>
@@ -613,7 +609,7 @@
         </w:tc>
         <w:tc>
           <w:tcPr>
-            <w:tcW w:w="4739" w:type="dxa"/>
+            <w:tcW w:w="4914" w:type="dxa"/>
             <w:tcBorders/>
             <w:vAlign w:val="center"/>
           </w:tcPr>
@@ -640,7 +636,7 @@
         </w:tc>
         <w:tc>
           <w:tcPr>
-            <w:tcW w:w="1029" w:type="dxa"/>
+            <w:tcW w:w="1112" w:type="dxa"/>
             <w:tcBorders/>
             <w:vAlign w:val="center"/>
           </w:tcPr>
@@ -1110,6 +1106,38 @@
       </w:pPr>
       <w:r>
         <w:rPr/>
+        <w:t xml:space="preserve">Init writes the repository's crew config to </w:t>
+      </w:r>
+      <w:r>
+        <w:rPr>
+          <w:rStyle w:val="SourceText"/>
+        </w:rPr>
+        <w:t>.crew/config.json</w:t>
+      </w:r>
+      <w:r>
+        <w:rPr/>
+        <w:t xml:space="preserve">. That is the one file crew reads its repo settings from: </w:t>
+      </w:r>
+      <w:r>
+        <w:rPr>
+          <w:rStyle w:val="SourceText"/>
+        </w:rPr>
+        <w:t>/crew:config</w:t>
+      </w:r>
+      <w:r>
+        <w:rPr/>
+        <w:t xml:space="preserve"> edits it, every gate and guard reads it, and nothing needs migrating afterwards.</w:t>
+      </w:r>
+    </w:p>
+    <w:p>
+      <w:pPr>
+        <w:pStyle w:val="BodyText"/>
+        <w:bidi w:val="0"/>
+        <w:jc w:val="left"/>
+        <w:rPr/>
+      </w:pPr>
+      <w:r>
+        <w:rPr/>
         <w:t xml:space="preserve">Check: </w:t>
       </w:r>
       <w:r>
@@ -1120,7 +1148,94 @@
       </w:r>
       <w:r>
         <w:rPr/>
-        <w:t xml:space="preserve"> now shows a </w:t>
+        <w:t xml:space="preserve"> now shows </w:t>
+      </w:r>
+      <w:r>
+        <w:rPr>
+          <w:rStyle w:val="SourceText"/>
+        </w:rPr>
+        <w:t>config .crew/config.json schema 7</w:t>
+      </w:r>
+      <w:r>
+        <w:rPr/>
+        <w:t xml:space="preserve"> with no </w:t>
+      </w:r>
+      <w:r>
+        <w:rPr>
+          <w:rStyle w:val="SourceText"/>
+        </w:rPr>
+        <w:t>run /crew:migrate</w:t>
+      </w:r>
+      <w:r>
+        <w:rPr/>
+        <w:t xml:space="preserve"> after it, and a </w:t>
+      </w:r>
+      <w:r>
+        <w:rPr>
+          <w:rStyle w:val="SourceText"/>
+        </w:rPr>
+        <w:t>gitignore current</w:t>
+      </w:r>
+      <w:r>
+        <w:rPr/>
+        <w:t xml:space="preserve"> line: init added the ignore patterns for the languages it found, inside one </w:t>
+      </w:r>
+      <w:r>
+        <w:rPr>
+          <w:rStyle w:val="SourceText"/>
+        </w:rPr>
+        <w:t># crew:gitignore:managed</w:t>
+      </w:r>
+      <w:r>
+        <w:rPr/>
+        <w:t xml:space="preserve"> block at the top of </w:t>
+      </w:r>
+      <w:r>
+        <w:rPr>
+          <w:rStyle w:val="SourceText"/>
+        </w:rPr>
+        <w:t>.gitignore</w:t>
+      </w:r>
+      <w:r>
+        <w:rPr/>
+        <w:t>, without touching your own lines. A new repository skips step 4.</w:t>
+      </w:r>
+    </w:p>
+    <w:p>
+      <w:pPr>
+        <w:pStyle w:val="Heading2"/>
+        <w:bidi w:val="0"/>
+        <w:ind w:hanging="0" w:left="0" w:right="0"/>
+        <w:jc w:val="left"/>
+        <w:rPr/>
+      </w:pPr>
+      <w:bookmarkStart w:id="8" w:name="4-repositories-crew-020-set-up-migrate-o"/>
+      <w:bookmarkEnd w:id="8"/>
+      <w:r>
+        <w:rPr/>
+        <w:t>4. Repositories Crew 0.20 Set up: Migrate Once</w:t>
+      </w:r>
+    </w:p>
+    <w:p>
+      <w:pPr>
+        <w:pStyle w:val="BodyText"/>
+        <w:bidi w:val="0"/>
+        <w:jc w:val="left"/>
+        <w:rPr/>
+      </w:pPr>
+      <w:r>
+        <w:rPr/>
+        <w:t xml:space="preserve">Only when </w:t>
+      </w:r>
+      <w:r>
+        <w:rPr>
+          <w:rStyle w:val="SourceText"/>
+        </w:rPr>
+        <w:t>/crew:status</w:t>
+      </w:r>
+      <w:r>
+        <w:rPr/>
+        <w:t xml:space="preserve"> ends its </w:t>
       </w:r>
       <w:r>
         <w:rPr>
@@ -1130,116 +1245,27 @@
       </w:r>
       <w:r>
         <w:rPr/>
-        <w:t xml:space="preserve"> line naming a schema, and a </w:t>
-      </w:r>
-      <w:r>
-        <w:rPr>
-          <w:rStyle w:val="SourceText"/>
-        </w:rPr>
-        <w:t>gitignore current</w:t>
-      </w:r>
-      <w:r>
-        <w:rPr/>
-        <w:t xml:space="preserve"> line: init added the ignore patterns for the languages it found, inside one </w:t>
-      </w:r>
-      <w:r>
-        <w:rPr>
-          <w:rStyle w:val="SourceText"/>
-        </w:rPr>
-        <w:t># crew:gitignore:managed</w:t>
-      </w:r>
-      <w:r>
-        <w:rPr/>
-        <w:t xml:space="preserve"> block at the top of </w:t>
-      </w:r>
-      <w:r>
-        <w:rPr>
-          <w:rStyle w:val="SourceText"/>
-        </w:rPr>
-        <w:t>.gitignore</w:t>
-      </w:r>
-      <w:r>
-        <w:rPr/>
-        <w:t>, without touching your own lines.</w:t>
-      </w:r>
-    </w:p>
-    <w:p>
-      <w:pPr>
-        <w:pStyle w:val="BodyText"/>
-        <w:bidi w:val="0"/>
-        <w:jc w:val="left"/>
-        <w:rPr/>
-      </w:pPr>
-      <w:r>
-        <w:rPr/>
-        <w:t xml:space="preserve">Today </w:t>
-      </w:r>
-      <w:r>
-        <w:rPr>
-          <w:rStyle w:val="SourceText"/>
-        </w:rPr>
-        <w:t>/crew:init</w:t>
-      </w:r>
-      <w:r>
-        <w:rPr/>
-        <w:t xml:space="preserve"> still writes the 0.20 </w:t>
-      </w:r>
-      <w:r>
-        <w:rPr>
-          <w:rStyle w:val="SourceText"/>
-        </w:rPr>
-        <w:t>.crew/config.json</w:t>
-      </w:r>
-      <w:r>
-        <w:rPr/>
-        <w:t xml:space="preserve">. Run step 4 straight after it until init writes </w:t>
-      </w:r>
-      <w:r>
-        <w:rPr>
-          <w:rStyle w:val="SourceText"/>
-        </w:rPr>
-        <w:t>.crew/crew.json</w:t>
-      </w:r>
-      <w:r>
-        <w:rPr/>
-        <w:t xml:space="preserve"> itself.</w:t>
-      </w:r>
-    </w:p>
-    <w:p>
-      <w:pPr>
-        <w:pStyle w:val="Heading2"/>
-        <w:bidi w:val="0"/>
-        <w:ind w:hanging="0" w:left="0" w:right="0"/>
-        <w:jc w:val="left"/>
-        <w:rPr/>
-      </w:pPr>
-      <w:bookmarkStart w:id="8" w:name="4-existing-repositories-migrate-once"/>
-      <w:bookmarkEnd w:id="8"/>
-      <w:r>
-        <w:rPr/>
-        <w:t>4. Existing Repositories: Migrate Once</w:t>
-      </w:r>
-    </w:p>
-    <w:p>
-      <w:pPr>
-        <w:pStyle w:val="BodyText"/>
-        <w:bidi w:val="0"/>
-        <w:jc w:val="left"/>
-        <w:rPr/>
-      </w:pPr>
-      <w:r>
-        <w:rPr/>
-        <w:t xml:space="preserve">If the repository already used crew 0.20 or earlier (an older config is upgraded in the same run), or you just ran </w:t>
-      </w:r>
-      <w:r>
-        <w:rPr>
-          <w:rStyle w:val="SourceText"/>
-        </w:rPr>
-        <w:t>/crew:init</w:t>
-      </w:r>
-      <w:r>
-        <w:rPr/>
-        <w:t>:</w:t>
+        <w:t xml:space="preserve"> line with </w:t>
+      </w:r>
+      <w:r>
+        <w:rPr>
+          <w:rStyle w:val="SourceText"/>
+        </w:rPr>
+        <w:t>run /crew:migrate</w:t>
+      </w:r>
+      <w:r>
+        <w:rPr/>
+        <w:t xml:space="preserve">: the repository still holds a crew 0.20 (or older) setup - a role 1.0 removed, a schema older than 7, ticket files in </w:t>
+      </w:r>
+      <w:r>
+        <w:rPr>
+          <w:rStyle w:val="SourceText"/>
+        </w:rPr>
+        <w:t>.work/tickets/</w:t>
+      </w:r>
+      <w:r>
+        <w:rPr/>
+        <w:t>, or a PM journal. Then:</w:t>
       </w:r>
     </w:p>
     <w:p>
@@ -1297,7 +1323,7 @@
       </w:r>
       <w:r>
         <w:rPr/>
-        <w:t xml:space="preserve">, </w:t>
+        <w:t xml:space="preserve">, a schema-1 record of the old config; </w:t>
       </w:r>
       <w:r>
         <w:rPr>
@@ -1307,7 +1333,7 @@
       </w:r>
       <w:r>
         <w:rPr/>
-        <w:t xml:space="preserve">, one directory per ticket under </w:t>
+        <w:t xml:space="preserve">; one directory per ticket under </w:t>
       </w:r>
       <w:r>
         <w:rPr>
@@ -1370,7 +1396,37 @@
       </w:pPr>
       <w:r>
         <w:rPr/>
-        <w:t xml:space="preserve">the originals it leaves in place and you may retire later. </w:t>
+        <w:t xml:space="preserve">the originals it leaves in place. Keep </w:t>
+      </w:r>
+      <w:r>
+        <w:rPr>
+          <w:rStyle w:val="SourceText"/>
+        </w:rPr>
+        <w:t>.crew/config.json</w:t>
+      </w:r>
+      <w:r>
+        <w:rPr/>
+        <w:t xml:space="preserve"> even though the preview calls it </w:t>
+      </w:r>
+      <w:r>
+        <w:rPr>
+          <w:rStyle w:val="SourceText"/>
+        </w:rPr>
+        <w:t>retireable</w:t>
+      </w:r>
+      <w:r>
+        <w:rPr/>
+        <w:t xml:space="preserve">: crew still reads its settings from that file, and </w:t>
+      </w:r>
+      <w:r>
+        <w:rPr>
+          <w:rStyle w:val="SourceText"/>
+        </w:rPr>
+        <w:t>crew.json</w:t>
+      </w:r>
+      <w:r>
+        <w:rPr/>
+        <w:t xml:space="preserve"> does not replace it. </w:t>
       </w:r>
     </w:p>
     <w:p>
@@ -1923,7 +1979,7 @@
       <w:tblPr>
         <w:tblW w:w="11339" w:type="dxa"/>
         <w:jc w:val="left"/>
-        <w:tblInd w:w="0" w:type="dxa"/>
+        <w:tblInd w:w="28" w:type="dxa"/>
         <w:tblLayout w:type="fixed"/>
         <w:tblCellMar>
           <w:top w:w="28" w:type="dxa"/>
@@ -1933,8 +1989,8 @@
         </w:tblCellMar>
       </w:tblPr>
       <w:tblGrid>
-        <w:gridCol w:w="4041"/>
-        <w:gridCol w:w="7298"/>
+        <w:gridCol w:w="4022"/>
+        <w:gridCol w:w="7317"/>
       </w:tblGrid>
       <w:tr>
         <w:trPr>
@@ -1942,7 +1998,7 @@
         </w:trPr>
         <w:tc>
           <w:tcPr>
-            <w:tcW w:w="4041" w:type="dxa"/>
+            <w:tcW w:w="4022" w:type="dxa"/>
             <w:tcBorders/>
             <w:vAlign w:val="center"/>
           </w:tcPr>
@@ -1964,7 +2020,7 @@
         </w:tc>
         <w:tc>
           <w:tcPr>
-            <w:tcW w:w="7298" w:type="dxa"/>
+            <w:tcW w:w="7317" w:type="dxa"/>
             <w:tcBorders/>
             <w:vAlign w:val="center"/>
           </w:tcPr>
@@ -1989,7 +2045,7 @@
         <w:trPr/>
         <w:tc>
           <w:tcPr>
-            <w:tcW w:w="4041" w:type="dxa"/>
+            <w:tcW w:w="4022" w:type="dxa"/>
             <w:tcBorders/>
             <w:vAlign w:val="center"/>
           </w:tcPr>
@@ -2016,7 +2072,7 @@
         </w:tc>
         <w:tc>
           <w:tcPr>
-            <w:tcW w:w="7298" w:type="dxa"/>
+            <w:tcW w:w="7317" w:type="dxa"/>
             <w:tcBorders/>
             <w:vAlign w:val="center"/>
           </w:tcPr>
@@ -2052,7 +2108,7 @@
         <w:trPr/>
         <w:tc>
           <w:tcPr>
-            <w:tcW w:w="4041" w:type="dxa"/>
+            <w:tcW w:w="4022" w:type="dxa"/>
             <w:tcBorders/>
             <w:vAlign w:val="center"/>
           </w:tcPr>
@@ -2085,7 +2141,7 @@
         </w:tc>
         <w:tc>
           <w:tcPr>
-            <w:tcW w:w="7298" w:type="dxa"/>
+            <w:tcW w:w="7317" w:type="dxa"/>
             <w:tcBorders/>
             <w:vAlign w:val="center"/>
           </w:tcPr>
@@ -2109,7 +2165,7 @@
         <w:trPr/>
         <w:tc>
           <w:tcPr>
-            <w:tcW w:w="4041" w:type="dxa"/>
+            <w:tcW w:w="4022" w:type="dxa"/>
             <w:tcBorders/>
             <w:vAlign w:val="center"/>
           </w:tcPr>
@@ -2136,7 +2192,7 @@
         </w:tc>
         <w:tc>
           <w:tcPr>
-            <w:tcW w:w="7298" w:type="dxa"/>
+            <w:tcW w:w="7317" w:type="dxa"/>
             <w:tcBorders/>
             <w:vAlign w:val="center"/>
           </w:tcPr>
@@ -2166,7 +2222,7 @@
         <w:trPr/>
         <w:tc>
           <w:tcPr>
-            <w:tcW w:w="4041" w:type="dxa"/>
+            <w:tcW w:w="4022" w:type="dxa"/>
             <w:tcBorders/>
             <w:vAlign w:val="center"/>
           </w:tcPr>
@@ -2187,7 +2243,7 @@
         </w:tc>
         <w:tc>
           <w:tcPr>
-            <w:tcW w:w="7298" w:type="dxa"/>
+            <w:tcW w:w="7317" w:type="dxa"/>
             <w:tcBorders/>
             <w:vAlign w:val="center"/>
           </w:tcPr>
@@ -2410,7 +2466,7 @@
       <w:start w:val="1"/>
       <w:numFmt w:val="none"/>
       <w:suff w:val="nothing"/>
-      <w:lvlText w:val="%1"/>
+      <w:lvlText w:val=""/>
       <w:lvlJc w:val="left"/>
       <w:pPr>
         <w:tabs>
@@ -2421,10 +2477,10 @@
     </w:lvl>
     <w:lvl w:ilvl="1">
       <w:start w:val="1"/>
+      <w:numFmt w:val="none"/>
       <w:pStyle w:val="Heading2"/>
-      <w:numFmt w:val="none"/>
       <w:suff w:val="nothing"/>
-      <w:lvlText w:val="%2"/>
+      <w:lvlText w:val=""/>
       <w:lvlJc w:val="left"/>
       <w:pPr>
         <w:tabs>
@@ -2435,10 +2491,10 @@
     </w:lvl>
     <w:lvl w:ilvl="2">
       <w:start w:val="1"/>
+      <w:numFmt w:val="none"/>
       <w:pStyle w:val="Heading3"/>
-      <w:numFmt w:val="none"/>
       <w:suff w:val="nothing"/>
-      <w:lvlText w:val="%3"/>
+      <w:lvlText w:val=""/>
       <w:lvlJc w:val="left"/>
       <w:pPr>
         <w:tabs>
@@ -2451,7 +2507,7 @@
       <w:start w:val="1"/>
       <w:numFmt w:val="none"/>
       <w:suff w:val="nothing"/>
-      <w:lvlText w:val="%4"/>
+      <w:lvlText w:val=""/>
       <w:lvlJc w:val="left"/>
       <w:pPr>
         <w:tabs>
@@ -2464,7 +2520,7 @@
       <w:start w:val="1"/>
       <w:numFmt w:val="none"/>
       <w:suff w:val="nothing"/>
-      <w:lvlText w:val="%5"/>
+      <w:lvlText w:val=""/>
       <w:lvlJc w:val="left"/>
       <w:pPr>
         <w:tabs>
@@ -2477,7 +2533,7 @@
       <w:start w:val="1"/>
       <w:numFmt w:val="none"/>
       <w:suff w:val="nothing"/>
-      <w:lvlText w:val="%6"/>
+      <w:lvlText w:val=""/>
       <w:lvlJc w:val="left"/>
       <w:pPr>
         <w:tabs>
@@ -2490,7 +2546,7 @@
       <w:start w:val="1"/>
       <w:numFmt w:val="none"/>
       <w:suff w:val="nothing"/>
-      <w:lvlText w:val="%7"/>
+      <w:lvlText w:val=""/>
       <w:lvlJc w:val="left"/>
       <w:pPr>
         <w:tabs>
@@ -2503,7 +2559,7 @@
       <w:start w:val="1"/>
       <w:numFmt w:val="none"/>
       <w:suff w:val="nothing"/>
-      <w:lvlText w:val="%8"/>
+      <w:lvlText w:val=""/>
       <w:lvlJc w:val="left"/>
       <w:pPr>
         <w:tabs>
@@ -2516,7 +2572,7 @@
       <w:start w:val="1"/>
       <w:numFmt w:val="none"/>
       <w:suff w:val="nothing"/>
-      <w:lvlText w:val="%9"/>
+      <w:lvlText w:val=""/>
       <w:lvlJc w:val="left"/>
       <w:pPr>
         <w:tabs>
@@ -2540,7 +2596,7 @@
   <w:docDefaults>
     <w:rPrDefault>
       <w:rPr>
-        <w:rFonts w:ascii="Liberation Serif" w:hAnsi="Liberation Serif" w:eastAsia="WenQuanYi Zen Hei" w:cs="FreeSans"/>
+        <w:rFonts w:ascii="Liberation Serif" w:hAnsi="Liberation Serif" w:eastAsia="Noto Serif CJK SC" w:cs="Noto Sans Devanagari"/>
         <w:sz w:val="24"/>
         <w:szCs w:val="24"/>
         <w:lang w:val="en-US" w:eastAsia="zh-CN" w:bidi="hi-IN"/>
@@ -2570,7 +2626,7 @@
     </w:rPr>
   </w:style>
   <w:style w:type="paragraph" w:styleId="Heading1">
-    <w:name w:val="Heading 1"/>
+    <w:name w:val="heading 1"/>
     <w:basedOn w:val="Heading"/>
     <w:next w:val="BodyText"/>
     <w:qFormat/>
@@ -2578,7 +2634,6 @@
       <w:spacing w:before="240" w:after="80"/>
     </w:pPr>
     <w:rPr>
-      <w:rFonts w:ascii="Noto Sans" w:hAnsi="Noto Sans"/>
       <w:b/>
       <w:bCs/>
       <w:color w:val="88C0D0"/>
@@ -2587,7 +2642,7 @@
     </w:rPr>
   </w:style>
   <w:style w:type="paragraph" w:styleId="Heading2">
-    <w:name w:val="Heading 2"/>
+    <w:name w:val="heading 2"/>
     <w:basedOn w:val="Heading"/>
     <w:next w:val="BodyText"/>
     <w:qFormat/>
@@ -2600,7 +2655,7 @@
       <w:outlineLvl w:val="1"/>
     </w:pPr>
     <w:rPr>
-      <w:rFonts w:ascii="Liberation Serif" w:hAnsi="Liberation Serif" w:eastAsia="WenQuanYi Zen Hei" w:cs="FreeSans"/>
+      <w:rFonts w:ascii="Liberation Serif" w:hAnsi="Liberation Serif" w:eastAsia="Noto Serif CJK SC" w:cs="Noto Sans Devanagari"/>
       <w:b/>
       <w:bCs/>
       <w:color w:val="88C0D0"/>
@@ -2609,7 +2664,7 @@
     </w:rPr>
   </w:style>
   <w:style w:type="paragraph" w:styleId="Heading3">
-    <w:name w:val="Heading 3"/>
+    <w:name w:val="heading 3"/>
     <w:basedOn w:val="Heading"/>
     <w:next w:val="BodyText"/>
     <w:qFormat/>
@@ -2619,12 +2674,24 @@
       <w:outlineLvl w:val="2"/>
     </w:pPr>
     <w:rPr>
-      <w:rFonts w:ascii="Liberation Serif" w:hAnsi="Liberation Serif" w:eastAsia="WenQuanYi Zen Hei" w:cs="FreeSans"/>
+      <w:rFonts w:ascii="Liberation Serif" w:hAnsi="Liberation Serif" w:eastAsia="Noto Serif CJK SC" w:cs="Noto Sans Devanagari"/>
       <w:b/>
       <w:bCs/>
       <w:color w:val="88C0D0"/>
       <w:sz w:val="26"/>
       <w:szCs w:val="26"/>
+    </w:rPr>
+  </w:style>
+  <w:style w:type="character" w:styleId="EndnoteReference">
+    <w:name w:val="endnote reference"/>
+    <w:rPr>
+      <w:vertAlign w:val="superscript"/>
+    </w:rPr>
+  </w:style>
+  <w:style w:type="character" w:styleId="FootnoteReference">
+    <w:name w:val="footnote reference"/>
+    <w:rPr>
+      <w:vertAlign w:val="superscript"/>
     </w:rPr>
   </w:style>
   <w:style w:type="character" w:styleId="EndnoteCharacters">
@@ -2691,7 +2758,7 @@
     </w:rPr>
   </w:style>
   <w:style w:type="paragraph" w:styleId="EnvelopeReturn">
-    <w:name w:val="Envelope Return"/>
+    <w:name w:val="envelope return"/>
     <w:basedOn w:val="Normal"/>
     <w:pPr/>
     <w:rPr>
@@ -2710,46 +2777,6 @@
       <w:color w:val="ECEFF4"/>
     </w:rPr>
   </w:style>
-  <w:style w:type="paragraph" w:styleId="Footer">
-    <w:name w:val="Footer"/>
-    <w:basedOn w:val="Normal"/>
-    <w:pPr>
-      <w:suppressLineNumbers/>
-      <w:tabs>
-        <w:tab w:val="clear" w:pos="1134"/>
-        <w:tab w:val="center" w:pos="5952" w:leader="none"/>
-        <w:tab w:val="right" w:pos="10771" w:leader="none"/>
-      </w:tabs>
-    </w:pPr>
-    <w:rPr/>
-  </w:style>
-  <w:style w:type="paragraph" w:styleId="Header">
-    <w:name w:val="Header"/>
-    <w:basedOn w:val="Normal"/>
-    <w:pPr>
-      <w:suppressLineNumbers/>
-      <w:tabs>
-        <w:tab w:val="clear" w:pos="1134"/>
-        <w:tab w:val="center" w:pos="5952" w:leader="none"/>
-        <w:tab w:val="right" w:pos="10771" w:leader="none"/>
-      </w:tabs>
-    </w:pPr>
-    <w:rPr/>
-  </w:style>
-  <w:style w:type="paragraph" w:styleId="HeaderandFooter">
-    <w:name w:val="Header and Footer"/>
-    <w:basedOn w:val="Normal"/>
-    <w:qFormat/>
-    <w:pPr>
-      <w:suppressLineNumbers/>
-      <w:tabs>
-        <w:tab w:val="clear" w:pos="1134"/>
-        <w:tab w:val="center" w:pos="5953" w:leader="none"/>
-        <w:tab w:val="right" w:pos="10772" w:leader="none"/>
-      </w:tabs>
-    </w:pPr>
-    <w:rPr/>
-  </w:style>
   <w:style w:type="paragraph" w:styleId="Index">
     <w:name w:val="Index"/>
     <w:basedOn w:val="Normal"/>
@@ -2758,11 +2785,11 @@
       <w:suppressLineNumbers/>
     </w:pPr>
     <w:rPr>
-      <w:rFonts w:cs="FreeSans"/>
+      <w:rFonts w:cs="Noto Sans Devanagari"/>
     </w:rPr>
   </w:style>
   <w:style w:type="paragraph" w:styleId="Caption">
-    <w:name w:val="Caption"/>
+    <w:name w:val="caption"/>
     <w:basedOn w:val="Normal"/>
     <w:qFormat/>
     <w:pPr>
@@ -2770,7 +2797,7 @@
       <w:spacing w:before="120" w:after="120"/>
     </w:pPr>
     <w:rPr>
-      <w:rFonts w:cs="FreeSans"/>
+      <w:rFonts w:cs="Noto Sans Devanagari"/>
       <w:i/>
       <w:iCs/>
       <w:sz w:val="24"/>
@@ -2782,7 +2809,7 @@
     <w:basedOn w:val="BodyText"/>
     <w:pPr/>
     <w:rPr>
-      <w:rFonts w:cs="FreeSans"/>
+      <w:rFonts w:cs="Noto Sans Devanagari"/>
     </w:rPr>
   </w:style>
   <w:style w:type="paragraph" w:styleId="BodyText">
@@ -2824,7 +2851,7 @@
       <w:ind w:left="160" w:right="160"/>
     </w:pPr>
     <w:rPr>
-      <w:rFonts w:ascii="Liberation Mono" w:hAnsi="Liberation Mono" w:eastAsia="Liberation Mono" w:cs="Liberation Mono"/>
+      <w:rFonts w:ascii="Liberation Mono" w:hAnsi="Liberation Mono" w:eastAsia="Noto Sans Mono CJK SC" w:cs="Liberation Mono"/>
       <w:sz w:val="20"/>
       <w:szCs w:val="20"/>
     </w:rPr>
@@ -2855,37 +2882,37 @@
         <a:srgbClr val="000000"/>
       </a:dk1>
       <a:lt1>
-        <a:srgbClr val="ffffff"/>
+        <a:srgbClr val="FFFFFF"/>
       </a:lt1>
       <a:dk2>
         <a:srgbClr val="000000"/>
       </a:dk2>
       <a:lt2>
-        <a:srgbClr val="ffffff"/>
+        <a:srgbClr val="FFFFFF"/>
       </a:lt2>
       <a:accent1>
-        <a:srgbClr val="18a303"/>
+        <a:srgbClr val="18A303"/>
       </a:accent1>
       <a:accent2>
-        <a:srgbClr val="0369a3"/>
+        <a:srgbClr val="0369A3"/>
       </a:accent2>
       <a:accent3>
-        <a:srgbClr val="a33e03"/>
+        <a:srgbClr val="A33E03"/>
       </a:accent3>
       <a:accent4>
-        <a:srgbClr val="8e03a3"/>
+        <a:srgbClr val="8E03A3"/>
       </a:accent4>
       <a:accent5>
-        <a:srgbClr val="c99c00"/>
+        <a:srgbClr val="C99C00"/>
       </a:accent5>
       <a:accent6>
-        <a:srgbClr val="c9211e"/>
+        <a:srgbClr val="C9211E"/>
       </a:accent6>
       <a:hlink>
-        <a:srgbClr val="0000ee"/>
+        <a:srgbClr val="0000EE"/>
       </a:hlink>
       <a:folHlink>
-        <a:srgbClr val="551a8b"/>
+        <a:srgbClr val="551A8B"/>
       </a:folHlink>
     </a:clrScheme>
     <a:fontScheme name="Office">

--- a/docs/guides/crew/crew-quickstart.docx
+++ b/docs/guides/crew/crew-quickstart.docx
@@ -1989,8 +1989,8 @@
         </w:tblCellMar>
       </w:tblPr>
       <w:tblGrid>
-        <w:gridCol w:w="4022"/>
-        <w:gridCol w:w="7317"/>
+        <w:gridCol w:w="3733"/>
+        <w:gridCol w:w="7606"/>
       </w:tblGrid>
       <w:tr>
         <w:trPr>
@@ -1998,7 +1998,7 @@
         </w:trPr>
         <w:tc>
           <w:tcPr>
-            <w:tcW w:w="4022" w:type="dxa"/>
+            <w:tcW w:w="3733" w:type="dxa"/>
             <w:tcBorders/>
             <w:vAlign w:val="center"/>
           </w:tcPr>
@@ -2020,7 +2020,7 @@
         </w:tc>
         <w:tc>
           <w:tcPr>
-            <w:tcW w:w="7317" w:type="dxa"/>
+            <w:tcW w:w="7606" w:type="dxa"/>
             <w:tcBorders/>
             <w:vAlign w:val="center"/>
           </w:tcPr>
@@ -2045,7 +2045,7 @@
         <w:trPr/>
         <w:tc>
           <w:tcPr>
-            <w:tcW w:w="4022" w:type="dxa"/>
+            <w:tcW w:w="3733" w:type="dxa"/>
             <w:tcBorders/>
             <w:vAlign w:val="center"/>
           </w:tcPr>
@@ -2072,7 +2072,7 @@
         </w:tc>
         <w:tc>
           <w:tcPr>
-            <w:tcW w:w="7317" w:type="dxa"/>
+            <w:tcW w:w="7606" w:type="dxa"/>
             <w:tcBorders/>
             <w:vAlign w:val="center"/>
           </w:tcPr>
@@ -2108,7 +2108,7 @@
         <w:trPr/>
         <w:tc>
           <w:tcPr>
-            <w:tcW w:w="4022" w:type="dxa"/>
+            <w:tcW w:w="3733" w:type="dxa"/>
             <w:tcBorders/>
             <w:vAlign w:val="center"/>
           </w:tcPr>
@@ -2141,7 +2141,7 @@
         </w:tc>
         <w:tc>
           <w:tcPr>
-            <w:tcW w:w="7317" w:type="dxa"/>
+            <w:tcW w:w="7606" w:type="dxa"/>
             <w:tcBorders/>
             <w:vAlign w:val="center"/>
           </w:tcPr>
@@ -2165,7 +2165,7 @@
         <w:trPr/>
         <w:tc>
           <w:tcPr>
-            <w:tcW w:w="4022" w:type="dxa"/>
+            <w:tcW w:w="3733" w:type="dxa"/>
             <w:tcBorders/>
             <w:vAlign w:val="center"/>
           </w:tcPr>
@@ -2192,7 +2192,7 @@
         </w:tc>
         <w:tc>
           <w:tcPr>
-            <w:tcW w:w="7317" w:type="dxa"/>
+            <w:tcW w:w="7606" w:type="dxa"/>
             <w:tcBorders/>
             <w:vAlign w:val="center"/>
           </w:tcPr>
@@ -2222,7 +2222,7 @@
         <w:trPr/>
         <w:tc>
           <w:tcPr>
-            <w:tcW w:w="4022" w:type="dxa"/>
+            <w:tcW w:w="3733" w:type="dxa"/>
             <w:tcBorders/>
             <w:vAlign w:val="center"/>
           </w:tcPr>
@@ -2236,6 +2236,63 @@
               <w:rPr/>
             </w:pPr>
             <w:r>
+              <w:rPr>
+                <w:rStyle w:val="SourceText"/>
+              </w:rPr>
+              <w:t>migrate could not tell - &lt;path&gt;: &lt;why&gt;</w:t>
+            </w:r>
+          </w:p>
+        </w:tc>
+        <w:tc>
+          <w:tcPr>
+            <w:tcW w:w="7606" w:type="dxa"/>
+            <w:tcBorders/>
+            <w:vAlign w:val="center"/>
+          </w:tcPr>
+          <w:p>
+            <w:pPr>
+              <w:pStyle w:val="TableContents"/>
+              <w:shd w:fill="2E3440" w:val="clear"/>
+              <w:bidi w:val="0"/>
+              <w:spacing w:before="120" w:after="120"/>
+              <w:jc w:val="left"/>
+              <w:rPr/>
+            </w:pPr>
+            <w:r>
+              <w:rPr/>
+              <w:t xml:space="preserve">fix or remove the named entry under </w:t>
+            </w:r>
+            <w:r>
+              <w:rPr>
+                <w:rStyle w:val="SourceText"/>
+              </w:rPr>
+              <w:t>.crew/backups/</w:t>
+            </w:r>
+            <w:r>
+              <w:rPr/>
+              <w:t>; the rest of the report is unaffected</w:t>
+            </w:r>
+          </w:p>
+        </w:tc>
+      </w:tr>
+      <w:tr>
+        <w:trPr/>
+        <w:tc>
+          <w:tcPr>
+            <w:tcW w:w="3733" w:type="dxa"/>
+            <w:tcBorders/>
+            <w:vAlign w:val="center"/>
+          </w:tcPr>
+          <w:p>
+            <w:pPr>
+              <w:pStyle w:val="TableContents"/>
+              <w:shd w:fill="2E3440" w:val="clear"/>
+              <w:bidi w:val="0"/>
+              <w:spacing w:before="120" w:after="120"/>
+              <w:jc w:val="left"/>
+              <w:rPr/>
+            </w:pPr>
+            <w:r>
               <w:rPr/>
               <w:t>a crew command cannot find Python</w:t>
             </w:r>
@@ -2243,7 +2300,7 @@
         </w:tc>
         <w:tc>
           <w:tcPr>
-            <w:tcW w:w="7317" w:type="dxa"/>
+            <w:tcW w:w="7606" w:type="dxa"/>
             <w:tcBorders/>
             <w:vAlign w:val="center"/>
           </w:tcPr>

--- a/docs/guides/crew/crew-quickstart.docx
+++ b/docs/guides/crew/crew-quickstart.docx
@@ -1885,17 +1885,7 @@
       </w:r>
       <w:r>
         <w:rPr/>
-        <w:t xml:space="preserve"> there does not turn it on. On Windows Terminal, also set </w:t>
-      </w:r>
-      <w:r>
-        <w:rPr>
-          <w:rStyle w:val="SourceText"/>
-        </w:rPr>
-        <w:t>context.autoClear.windowTitle</w:t>
-      </w:r>
-      <w:r>
-        <w:rPr/>
-        <w:t xml:space="preserve"> to a substring of this session's tab title. See </w:t>
+        <w:t xml:space="preserve"> there does not turn it on. See </w:t>
       </w:r>
       <w:r>
         <w:rPr>

--- a/docs/guides/crew/crew-quickstart.docx
+++ b/docs/guides/crew/crew-quickstart.docx
@@ -1581,7 +1581,7 @@
       </w:pPr>
       <w:r>
         <w:rPr/>
-        <w:t>The light path runs every phase in short form: a one-line direction, a short spec, a one-step plan, and your approval before any edit. Review runs after tests and docs, and has a budget of two rounds.</w:t>
+        <w:t>The light path runs every phase in short form: a one-line direction, a short spec, a one-step plan, and your approval before any edit. Review runs after tests and docs, and has a budget of three rounds (counted across every plan the ticket runs under).</w:t>
       </w:r>
     </w:p>
     <w:p>
